--- a/docs/xq-qualification-protocol.docx
+++ b/docs/xq-qualification-protocol.docx
@@ -25,7 +25,19 @@
           <w:color w:val="81A5C1"/>
           <w:sz w:val="20"/>
         </w:rPr>
-        <w:t>The shared abstraction behind the `/qualify` command and the IQ/OQ/PQ subagents.</w:t>
+        <w:t>The shared abstraction behind the `/qualify:*` commands (`build` · `requirements` ·</w:t>
+      </w:r>
+    </w:p>
+    <w:p>
+      <w:pPr>
+        <w:ind w:left="432"/>
+      </w:pPr>
+      <w:r>
+        <w:rPr>
+          <w:color w:val="81A5C1"/>
+          <w:sz w:val="20"/>
+        </w:rPr>
+        <w:t>`review`) and the IQ/OQ/PQ subagents.</w:t>
       </w:r>
     </w:p>
     <w:p>
@@ -238,7 +250,73 @@
         <w:rPr>
           <w:sz w:val="20"/>
         </w:rPr>
-        <w:t xml:space="preserve">  cases, acceptance thresholds).</w:t>
+        <w:t xml:space="preserve">  cases, acceptance thresholds). The requirements half of the specification (the URS that</w:t>
+      </w:r>
+    </w:p>
+    <w:p>
+      <w:r>
+        <w:rPr>
+          <w:sz w:val="20"/>
+        </w:rPr>
+        <w:t xml:space="preserve">  PQ traces to) can live </w:t>
+      </w:r>
+      <w:r>
+        <w:rPr>
+          <w:b/>
+          <w:sz w:val="20"/>
+        </w:rPr>
+        <w:t>anywhere under any name</w:t>
+      </w:r>
+      <w:r>
+        <w:rPr>
+          <w:sz w:val="20"/>
+        </w:rPr>
+        <w:t xml:space="preserve"> — a subfolder, a differently-named</w:t>
+      </w:r>
+    </w:p>
+    <w:p>
+      <w:r>
+        <w:rPr>
+          <w:sz w:val="20"/>
+        </w:rPr>
+        <w:t xml:space="preserve">  doc, or outside the repo — so the commands **search and then ask the user to point to</w:t>
+      </w:r>
+    </w:p>
+    <w:p>
+      <w:r>
+        <w:rPr>
+          <w:sz w:val="20"/>
+        </w:rPr>
+        <w:t xml:space="preserve">  it**, never assuming it's missing without confirming. Where it genuinely doesn't exist,</w:t>
+      </w:r>
+    </w:p>
+    <w:p>
+      <w:r>
+        <w:rPr>
+          <w:sz w:val="20"/>
+        </w:rPr>
+        <w:t xml:space="preserve">  that is a finding (GAMP 5 lifecycle; EU Annex 11 cl.4), and `/qualify:requirements`</w:t>
+      </w:r>
+    </w:p>
+    <w:p>
+      <w:r>
+        <w:rPr>
+          <w:sz w:val="20"/>
+        </w:rPr>
+        <w:t xml:space="preserve">  authors a </w:t>
+      </w:r>
+      <w:r>
+        <w:rPr>
+          <w:b/>
+          <w:sz w:val="20"/>
+        </w:rPr>
+        <w:t>draft URS</w:t>
+      </w:r>
+      <w:r>
+        <w:rPr>
+          <w:sz w:val="20"/>
+        </w:rPr>
+        <w:t xml:space="preserve"> to discharge it; IQ and OQ do not depend on it.</w:t>
       </w:r>
     </w:p>
     <w:p>
@@ -2929,6 +3007,12 @@
         </w:rPr>
         <w:t>Qualification/</w:t>
         <w:br/>
+        <w:t xml:space="preserve">  requirements/                # the spec PQ traces against (an INPUT to the pack)</w:t>
+        <w:br/>
+        <w:t xml:space="preserve">    URS.md                     #   User Requirements Spec — authored by /qualify:requirements</w:t>
+        <w:br/>
+        <w:t xml:space="preserve">    URS.docx                   #   branded ParaQualis Word (generated)</w:t>
+        <w:br/>
         <w:t xml:space="preserve">  docs/                        # Markdown source-of-truth + generated renderings</w:t>
         <w:br/>
         <w:t xml:space="preserve">    Qualification-Summary.md   #   cover · verdict · traceability matrix · open items · approvals</w:t>
@@ -2936,6 +3020,8 @@
         <w:t xml:space="preserve">    IQ.md  OQ.md  PQ.md        #   test-case tables per stage</w:t>
         <w:br/>
         <w:t xml:space="preserve">    Gap-Analysis.md            #   the gap register — QA deliverable AND agent-feedable</w:t>
+        <w:br/>
+        <w:t xml:space="preserve">    Review.md                  #   /qualify:review status report + gap-closure plan</w:t>
         <w:br/>
         <w:t xml:space="preserve">    *.docx                     #   branded ParaQualis Word (generated)</w:t>
         <w:br/>
@@ -2946,6 +3032,72 @@
         <w:t xml:space="preserve">  records/                     # execution-record templates → filled records = evidence</w:t>
         <w:br/>
         <w:t xml:space="preserve">  build_docx.py  build_xlsx.py # regenerate Word/Excel from the Markdown</w:t>
+      </w:r>
+    </w:p>
+    <w:p>
+      <w:r>
+        <w:rPr>
+          <w:sz w:val="20"/>
+        </w:rPr>
+        <w:t xml:space="preserve">The </w:t>
+      </w:r>
+      <w:r>
+        <w:rPr>
+          <w:b/>
+          <w:sz w:val="20"/>
+        </w:rPr>
+        <w:t>requirements</w:t>
+      </w:r>
+      <w:r>
+        <w:rPr>
+          <w:sz w:val="20"/>
+        </w:rPr>
+        <w:t xml:space="preserve"> sub-folder holds the URS — a *sourced input* the PQ stage traces</w:t>
+      </w:r>
+    </w:p>
+    <w:p>
+      <w:r>
+        <w:rPr>
+          <w:sz w:val="20"/>
+        </w:rPr>
+        <w:t>against, not generated evidence. Where the system has no approved requirements doc,</w:t>
+      </w:r>
+    </w:p>
+    <w:p>
+      <w:r>
+        <w:rPr>
+          <w:sz w:val="20"/>
+        </w:rPr>
+        <w:t xml:space="preserve">`/qualify:requirements` authors a </w:t>
+      </w:r>
+      <w:r>
+        <w:rPr>
+          <w:b/>
+          <w:sz w:val="20"/>
+        </w:rPr>
+        <w:t>draft</w:t>
+      </w:r>
+      <w:r>
+        <w:rPr>
+          <w:sz w:val="20"/>
+        </w:rPr>
+        <w:t xml:space="preserve"> one here (a missing spec is itself a</w:t>
+      </w:r>
+    </w:p>
+    <w:p>
+      <w:r>
+        <w:rPr>
+          <w:sz w:val="20"/>
+        </w:rPr>
+        <w:t>finding — GAMP 5 lifecycle, EU Annex 11 cl.4 — never silently assumed). It stays inside</w:t>
+      </w:r>
+    </w:p>
+    <w:p>
+      <w:r>
+        <w:rPr>
+          <w:sz w:val="20"/>
+        </w:rPr>
+        <w:t>`Qualification/`, so the engine still writes only that one folder.</w:t>
       </w:r>
     </w:p>
     <w:p>
